--- a/REM_FINAL_THESIS/CHAPTER5_RESULTS_FINAL.docx
+++ b/REM_FINAL_THESIS/CHAPTER5_RESULTS_FINAL.docx
@@ -760,7 +760,7 @@
         <w:pStyle w:val="FirstParagraph"/>
       </w:pPr>
       <w:r>
-        <w:t xml:space="preserve">All intervals are 95% percentile intervals from a bootstrap that resamples attacked items by injection task and benign items by user task. With nine injection-task groups the intervals are wide. Where a category contains a single injection task, no interval can be formed and none is reported.</w:t>
+        <w:t xml:space="preserve">All intervals are 95% percentile intervals from a bootstrap that resamples attacked items by injection task and benign items by user task. With nine injection-task groups the intervals are wide. Bootstrap coverage is an asymptotic property, and with so few groups the intervals are not guaranteed to reach their nominal 95% coverage; a narrow interval, such as that of REM’s replay ASR, is not evidence of precision. The intervals are therefore descriptive, and no hypothesis test is based on them. Where a category contains a single injection task, no interval can be formed and none is reported.</w:t>
       </w:r>
     </w:p>
     <w:bookmarkEnd w:id="19"/>
